--- a/Отчетность_этап_2/Приложения/Приложение_Е_Фотоотчет о размещении наружной рекламы.docx
+++ b/Отчетность_этап_2/Приложения/Приложение_Е_Фотоотчет о размещении наружной рекламы.docx
@@ -112,7 +112,7 @@
           <w:rFonts w:ascii="Times New Roman" w:hAnsi="Times New Roman" w:eastAsia="Times New Roman" w:cs="Times New Roman"/>
           <w:sz w:val="24"/>
         </w:rPr>
-        <w:t xml:space="preserve">Приведены макет и фотофиксация рекламных поверхностей: билборды на двух улицах г. Москвы, размещение в течение 6 дней </w:t>
+        <w:t xml:space="preserve">Приведены макет и фотофиксация рекламных поверхностей: цифровые билборды на двух улицах г. Москвы (сервис «Доска digital»), размещение в течение 6 дней </w:t>
       </w:r>
       <w:r>
         <w:rPr>
@@ -424,7 +424,7 @@
           <w:rFonts w:ascii="Times New Roman" w:hAnsi="Times New Roman" w:eastAsia="Times New Roman" w:cs="Times New Roman"/>
           <w:sz w:val="24"/>
         </w:rPr>
-        <w:t>Рисунок Е.4 – Фотоотчет оператора наружной рекламы</w:t>
+        <w:t>Рисунок Е.4 – Отчет о размещении в сервисе «Доска digital»</w:t>
       </w:r>
     </w:p>
     <w:p>
@@ -438,9 +438,16 @@
         <w:rPr>
           <w:rFonts w:ascii="Times New Roman" w:hAnsi="Times New Roman" w:eastAsia="Times New Roman" w:cs="Times New Roman"/>
           <w:sz w:val="24"/>
+        </w:rPr>
+        <w:t xml:space="preserve">Исполнитель — ИП Малисевич Андрей Александрович, публичная оферта сервиса «Доска digital», оплата 06.10.2026 </w:t>
+      </w:r>
+      <w:r>
+        <w:rPr>
+          <w:rFonts w:ascii="Times New Roman" w:hAnsi="Times New Roman" w:eastAsia="Times New Roman" w:cs="Times New Roman"/>
+          <w:sz w:val="24"/>
           <w:highlight w:val="yellow"/>
         </w:rPr>
-        <w:t>[УТОЧНИТЬ: подрядчик, № и дата договора и акта]</w:t>
+        <w:t>[УТОЧНИТЬ: № и дата акта или отчета о размещении]</w:t>
       </w:r>
       <w:r>
         <w:rPr>
